--- a/docs/recette/guides-utilisateurs/Guide-de-test-Agent-Back-Office-Export.docx
+++ b/docs/recette/guides-utilisateurs/Guide-de-test-Agent-Back-Office-Export.docx
@@ -57,7 +57,7 @@
           <w:sz w:val="22"/>
           <w:szCs w:val="22"/>
         </w:rPr>
-        <w:t xml:space="preserve">Version 1.0 — 28/09/2026</w:t>
+        <w:t xml:space="preserve">Version 1.1 — 28/09/2026</w:t>
       </w:r>
     </w:p>
     <w:tbl>
@@ -3254,7 +3254,7 @@
                 <w:sz w:val="20"/>
                 <w:szCs w:val="20"/>
               </w:rPr>
-              <w:t xml:space="preserve">Le dossier quitte votre liste et passe à l'étape « Contrôle documentaire Export ».</w:t>
+              <w:t xml:space="preserve">Le dossier quitte votre liste et passe à l'étape « Facturation ».</w:t>
             </w:r>
           </w:p>
         </w:tc>

--- a/docs/recette/guides-utilisateurs/Guide-de-test-Agent-Back-Office-Export.docx
+++ b/docs/recette/guides-utilisateurs/Guide-de-test-Agent-Back-Office-Export.docx
@@ -57,7 +57,7 @@
           <w:sz w:val="22"/>
           <w:szCs w:val="22"/>
         </w:rPr>
-        <w:t xml:space="preserve">Version 1.1 — 28/09/2026</w:t>
+        <w:t xml:space="preserve">Version 1.2 — 03/10/2026</w:t>
       </w:r>
     </w:p>
     <w:tbl>

--- a/docs/recette/guides-utilisateurs/Guide-de-test-Agent-Back-Office-Export.docx
+++ b/docs/recette/guides-utilisateurs/Guide-de-test-Agent-Back-Office-Export.docx
@@ -57,7 +57,7 @@
           <w:sz w:val="22"/>
           <w:szCs w:val="22"/>
         </w:rPr>
-        <w:t xml:space="preserve">Version 1.2 — 03/10/2026</w:t>
+        <w:t xml:space="preserve">Version 1.3 — 04/10/2026</w:t>
       </w:r>
     </w:p>
     <w:tbl>

--- a/docs/recette/guides-utilisateurs/Guide-de-test-Agent-Back-Office-Export.docx
+++ b/docs/recette/guides-utilisateurs/Guide-de-test-Agent-Back-Office-Export.docx
@@ -57,7 +57,7 @@
           <w:sz w:val="22"/>
           <w:szCs w:val="22"/>
         </w:rPr>
-        <w:t xml:space="preserve">Version 1.3 — 04/10/2026</w:t>
+        <w:t xml:space="preserve">Version 1.4 — 05/10/2026</w:t>
       </w:r>
     </w:p>
     <w:tbl>
